--- a/Gestor_tareas_Programacion.docx
+++ b/Gestor_tareas_Programacion.docx
@@ -42,10 +42,10 @@
           <w:szCs w:val="32"/>
         </w:rPr>
         <w:drawing>
-          <wp:anchor distT="0" distB="0" distL="0" distR="0" simplePos="0" relativeHeight="251659264" behindDoc="1" locked="0" layoutInCell="1" allowOverlap="1" wp14:anchorId="3B07261D" wp14:editId="2AF4B2EC">
+          <wp:anchor distT="0" distB="0" distL="0" distR="0" simplePos="0" relativeHeight="251659264" behindDoc="1" locked="0" layoutInCell="1" allowOverlap="1" wp14:anchorId="563585B9" wp14:editId="5E57E46B">
             <wp:simplePos x="0" y="0"/>
             <wp:positionH relativeFrom="page">
-              <wp:posOffset>2941320</wp:posOffset>
+              <wp:posOffset>3169920</wp:posOffset>
             </wp:positionH>
             <wp:positionV relativeFrom="paragraph">
               <wp:posOffset>236855</wp:posOffset>
@@ -202,6 +202,15 @@
       <w:pPr>
         <w:jc w:val="center"/>
         <w:rPr>
+          <w:sz w:val="32"/>
+          <w:szCs w:val="32"/>
+        </w:rPr>
+      </w:pPr>
+    </w:p>
+    <w:p>
+      <w:pPr>
+        <w:jc w:val="center"/>
+        <w:rPr>
           <w:b/>
           <w:bCs/>
           <w:sz w:val="32"/>
@@ -250,6 +259,16 @@
       <w:pPr>
         <w:jc w:val="center"/>
         <w:rPr>
+          <w:sz w:val="32"/>
+          <w:szCs w:val="32"/>
+          <w:lang w:val="es-EC"/>
+        </w:rPr>
+      </w:pPr>
+    </w:p>
+    <w:p>
+      <w:pPr>
+        <w:jc w:val="center"/>
+        <w:rPr>
           <w:b/>
           <w:bCs/>
           <w:sz w:val="32"/>
@@ -295,6 +314,15 @@
       <w:pPr>
         <w:jc w:val="center"/>
         <w:rPr>
+          <w:sz w:val="32"/>
+          <w:szCs w:val="32"/>
+        </w:rPr>
+      </w:pPr>
+    </w:p>
+    <w:p>
+      <w:pPr>
+        <w:jc w:val="center"/>
+        <w:rPr>
           <w:b/>
           <w:bCs/>
           <w:sz w:val="32"/>
@@ -344,22 +372,22 @@
           <w:szCs w:val="32"/>
         </w:rPr>
       </w:pPr>
-      <w:r>
+    </w:p>
+    <w:p>
+      <w:pPr>
+        <w:jc w:val="center"/>
         <w:rPr>
           <w:sz w:val="32"/>
           <w:szCs w:val="32"/>
         </w:rPr>
-        <w:t>LA LIBERTAD – ECUADOR</w:t>
-      </w:r>
-    </w:p>
-    <w:p>
-      <w:pPr>
-        <w:jc w:val="center"/>
+      </w:pPr>
+      <w:r>
         <w:rPr>
           <w:sz w:val="32"/>
           <w:szCs w:val="32"/>
         </w:rPr>
-      </w:pPr>
+        <w:t>LA LIBERTAD – ECUADOR</w:t>
+      </w:r>
     </w:p>
     <w:p>
       <w:pPr>
@@ -369,11 +397,29 @@
           <w:szCs w:val="32"/>
         </w:rPr>
       </w:pPr>
-      <w:r>
+    </w:p>
+    <w:p>
+      <w:pPr>
+        <w:jc w:val="center"/>
         <w:rPr>
           <w:sz w:val="32"/>
           <w:szCs w:val="32"/>
         </w:rPr>
+      </w:pPr>
+    </w:p>
+    <w:p>
+      <w:pPr>
+        <w:jc w:val="center"/>
+        <w:rPr>
+          <w:sz w:val="32"/>
+          <w:szCs w:val="32"/>
+        </w:rPr>
+      </w:pPr>
+      <w:r>
+        <w:rPr>
+          <w:sz w:val="32"/>
+          <w:szCs w:val="32"/>
+        </w:rPr>
         <w:t>2026</w:t>
       </w:r>
       <w:bookmarkEnd w:id="0"/>
@@ -384,6 +430,158 @@
           <w:sz w:val="24"/>
         </w:rPr>
       </w:pPr>
+    </w:p>
+    <w:p>
+      <w:pPr>
+        <w:jc w:val="center"/>
+        <w:rPr>
+          <w:color w:val="000000" w:themeColor="text1"/>
+          <w:sz w:val="32"/>
+          <w:szCs w:val="28"/>
+        </w:rPr>
+      </w:pPr>
+    </w:p>
+    <w:p>
+      <w:pPr>
+        <w:jc w:val="center"/>
+        <w:rPr>
+          <w:color w:val="000000" w:themeColor="text1"/>
+          <w:sz w:val="32"/>
+          <w:szCs w:val="28"/>
+        </w:rPr>
+      </w:pPr>
+    </w:p>
+    <w:p>
+      <w:pPr>
+        <w:jc w:val="center"/>
+        <w:rPr>
+          <w:color w:val="000000" w:themeColor="text1"/>
+          <w:sz w:val="32"/>
+          <w:szCs w:val="28"/>
+        </w:rPr>
+      </w:pPr>
+    </w:p>
+    <w:p>
+      <w:pPr>
+        <w:jc w:val="center"/>
+        <w:rPr>
+          <w:color w:val="000000" w:themeColor="text1"/>
+          <w:sz w:val="32"/>
+          <w:szCs w:val="28"/>
+        </w:rPr>
+      </w:pPr>
+    </w:p>
+    <w:p>
+      <w:pPr>
+        <w:jc w:val="center"/>
+        <w:rPr>
+          <w:color w:val="000000" w:themeColor="text1"/>
+          <w:sz w:val="32"/>
+          <w:szCs w:val="28"/>
+        </w:rPr>
+      </w:pPr>
+    </w:p>
+    <w:p>
+      <w:pPr>
+        <w:jc w:val="center"/>
+        <w:rPr>
+          <w:color w:val="000000" w:themeColor="text1"/>
+          <w:sz w:val="32"/>
+          <w:szCs w:val="28"/>
+        </w:rPr>
+      </w:pPr>
+    </w:p>
+    <w:p>
+      <w:pPr>
+        <w:jc w:val="center"/>
+        <w:rPr>
+          <w:color w:val="000000" w:themeColor="text1"/>
+          <w:sz w:val="32"/>
+          <w:szCs w:val="28"/>
+        </w:rPr>
+      </w:pPr>
+    </w:p>
+    <w:p>
+      <w:pPr>
+        <w:jc w:val="center"/>
+        <w:rPr>
+          <w:color w:val="000000" w:themeColor="text1"/>
+          <w:sz w:val="32"/>
+          <w:szCs w:val="28"/>
+        </w:rPr>
+      </w:pPr>
+    </w:p>
+    <w:p>
+      <w:pPr>
+        <w:jc w:val="center"/>
+        <w:rPr>
+          <w:color w:val="000000" w:themeColor="text1"/>
+          <w:sz w:val="32"/>
+          <w:szCs w:val="28"/>
+        </w:rPr>
+      </w:pPr>
+    </w:p>
+    <w:p>
+      <w:pPr>
+        <w:jc w:val="center"/>
+        <w:rPr>
+          <w:color w:val="000000" w:themeColor="text1"/>
+          <w:sz w:val="32"/>
+          <w:szCs w:val="28"/>
+        </w:rPr>
+      </w:pPr>
+    </w:p>
+    <w:p>
+      <w:pPr>
+        <w:jc w:val="center"/>
+        <w:rPr>
+          <w:color w:val="000000" w:themeColor="text1"/>
+          <w:sz w:val="32"/>
+          <w:szCs w:val="28"/>
+        </w:rPr>
+      </w:pPr>
+    </w:p>
+    <w:p>
+      <w:pPr>
+        <w:jc w:val="center"/>
+        <w:rPr>
+          <w:color w:val="000000" w:themeColor="text1"/>
+          <w:sz w:val="32"/>
+          <w:szCs w:val="28"/>
+        </w:rPr>
+      </w:pPr>
+    </w:p>
+    <w:p>
+      <w:pPr>
+        <w:jc w:val="center"/>
+        <w:rPr>
+          <w:color w:val="000000" w:themeColor="text1"/>
+          <w:sz w:val="32"/>
+          <w:szCs w:val="28"/>
+        </w:rPr>
+      </w:pPr>
+      <w:r>
+        <w:rPr>
+          <w:color w:val="000000" w:themeColor="text1"/>
+          <w:sz w:val="32"/>
+          <w:szCs w:val="28"/>
+        </w:rPr>
+        <w:t>Repositorio del Proyecto:</w:t>
+      </w:r>
+    </w:p>
+    <w:p>
+      <w:pPr>
+        <w:jc w:val="center"/>
+        <w:rPr>
+          <w:sz w:val="24"/>
+        </w:rPr>
+      </w:pPr>
+      <w:r>
+        <w:rPr>
+          <w:sz w:val="24"/>
+        </w:rPr>
+        <w:t>https://github.com/mikeneiman19/gestor-tareas-funcional</w:t>
+      </w:r>
     </w:p>
     <w:p>
       <w:pPr>
@@ -1570,7 +1768,7 @@
           <w:spacing w:val="-2"/>
         </w:rPr>
         <w:drawing>
-          <wp:inline distT="0" distB="0" distL="0" distR="0" wp14:anchorId="76BC1CB1" wp14:editId="29A5A924">
+          <wp:inline distT="0" distB="0" distL="0" distR="0" wp14:anchorId="6CE2D162" wp14:editId="548787C0">
             <wp:extent cx="5097780" cy="2952464"/>
             <wp:effectExtent l="0" t="0" r="7620" b="635"/>
             <wp:docPr id="1" name="Picture 1"/>
@@ -1957,7 +2155,7 @@
           <w:noProof/>
         </w:rPr>
         <w:drawing>
-          <wp:inline distT="0" distB="0" distL="0" distR="0" wp14:anchorId="535680DA" wp14:editId="3899FC91">
+          <wp:inline distT="0" distB="0" distL="0" distR="0" wp14:anchorId="6E6FA0FF" wp14:editId="4B804515">
             <wp:extent cx="5311140" cy="1089603"/>
             <wp:effectExtent l="0" t="0" r="3810" b="0"/>
             <wp:docPr id="2" name="Picture 2"/>
@@ -2404,7 +2602,7 @@
           <w:noProof/>
         </w:rPr>
         <w:drawing>
-          <wp:inline distT="0" distB="0" distL="0" distR="0" wp14:anchorId="067B2A8F" wp14:editId="3E1C684C">
+          <wp:inline distT="0" distB="0" distL="0" distR="0" wp14:anchorId="12E70695" wp14:editId="43F42E56">
             <wp:extent cx="5547360" cy="1985052"/>
             <wp:effectExtent l="0" t="0" r="0" b="0"/>
             <wp:docPr id="3" name="Picture 3"/>
@@ -4338,7 +4536,7 @@
           <w:szCs w:val="22"/>
         </w:rPr>
         <w:drawing>
-          <wp:inline distT="0" distB="0" distL="0" distR="0" wp14:anchorId="62D9F5DD" wp14:editId="5EB9F959">
+          <wp:inline distT="0" distB="0" distL="0" distR="0" wp14:anchorId="09A27987" wp14:editId="391CF32E">
             <wp:extent cx="6400800" cy="1012825"/>
             <wp:effectExtent l="0" t="0" r="0" b="0"/>
             <wp:docPr id="4" name="Picture 4"/>
@@ -4774,16 +4972,26 @@
         <w:spacing w:line="260" w:lineRule="auto"/>
         <w:ind w:left="1120"/>
         <w:rPr>
-          <w:lang w:val="en-US"/>
-        </w:rPr>
-      </w:pPr>
+          <w:lang w:val="es-EC"/>
+        </w:rPr>
+      </w:pPr>
+      <w:proofErr w:type="spellStart"/>
       <w:r>
         <w:rPr>
           <w:rFonts w:ascii="Consolas" w:hAnsi="Consolas" w:cs="Consolas"/>
           <w:sz w:val="20"/>
-          <w:lang w:val="en-US"/>
-        </w:rPr>
-        <w:t>if p == "Todas":</w:t>
+          <w:lang w:val="es-EC"/>
+        </w:rPr>
+        <w:t>if</w:t>
+      </w:r>
+      <w:proofErr w:type="spellEnd"/>
+      <w:r>
+        <w:rPr>
+          <w:rFonts w:ascii="Consolas" w:hAnsi="Consolas" w:cs="Consolas"/>
+          <w:sz w:val="20"/>
+          <w:lang w:val="es-EC"/>
+        </w:rPr>
+        <w:t xml:space="preserve"> p == "Todas":</w:t>
       </w:r>
     </w:p>
     <w:p>
@@ -4791,16 +4999,26 @@
         <w:spacing w:line="260" w:lineRule="auto"/>
         <w:ind w:left="1480"/>
         <w:rPr>
-          <w:lang w:val="en-US"/>
-        </w:rPr>
-      </w:pPr>
+          <w:lang w:val="es-EC"/>
+        </w:rPr>
+      </w:pPr>
+      <w:proofErr w:type="spellStart"/>
       <w:r>
         <w:rPr>
           <w:rFonts w:ascii="Consolas" w:hAnsi="Consolas" w:cs="Consolas"/>
           <w:sz w:val="20"/>
-          <w:lang w:val="en-US"/>
-        </w:rPr>
-        <w:t>return True</w:t>
+          <w:lang w:val="es-EC"/>
+        </w:rPr>
+        <w:t>return</w:t>
+      </w:r>
+      <w:proofErr w:type="spellEnd"/>
+      <w:r>
+        <w:rPr>
+          <w:rFonts w:ascii="Consolas" w:hAnsi="Consolas" w:cs="Consolas"/>
+          <w:sz w:val="20"/>
+          <w:lang w:val="es-EC"/>
+        </w:rPr>
+        <w:t xml:space="preserve"> True</w:t>
       </w:r>
     </w:p>
     <w:p>
@@ -4808,16 +5026,46 @@
         <w:spacing w:line="260" w:lineRule="auto"/>
         <w:ind w:left="1120"/>
         <w:rPr>
-          <w:lang w:val="en-US"/>
-        </w:rPr>
-      </w:pPr>
+          <w:lang w:val="es-EC"/>
+        </w:rPr>
+      </w:pPr>
+      <w:proofErr w:type="spellStart"/>
       <w:r>
         <w:rPr>
           <w:rFonts w:ascii="Consolas" w:hAnsi="Consolas" w:cs="Consolas"/>
           <w:sz w:val="20"/>
-          <w:lang w:val="en-US"/>
-        </w:rPr>
-        <w:t>return t.prioridad == p</w:t>
+          <w:lang w:val="es-EC"/>
+        </w:rPr>
+        <w:t>return</w:t>
+      </w:r>
+      <w:proofErr w:type="spellEnd"/>
+      <w:r>
+        <w:rPr>
+          <w:rFonts w:ascii="Consolas" w:hAnsi="Consolas" w:cs="Consolas"/>
+          <w:sz w:val="20"/>
+          <w:lang w:val="es-EC"/>
+        </w:rPr>
+        <w:t xml:space="preserve"> </w:t>
+      </w:r>
+      <w:proofErr w:type="spellStart"/>
+      <w:proofErr w:type="gramStart"/>
+      <w:r>
+        <w:rPr>
+          <w:rFonts w:ascii="Consolas" w:hAnsi="Consolas" w:cs="Consolas"/>
+          <w:sz w:val="20"/>
+          <w:lang w:val="es-EC"/>
+        </w:rPr>
+        <w:t>t.prioridad</w:t>
+      </w:r>
+      <w:proofErr w:type="spellEnd"/>
+      <w:proofErr w:type="gramEnd"/>
+      <w:r>
+        <w:rPr>
+          <w:rFonts w:ascii="Consolas" w:hAnsi="Consolas" w:cs="Consolas"/>
+          <w:sz w:val="20"/>
+          <w:lang w:val="es-EC"/>
+        </w:rPr>
+        <w:t xml:space="preserve"> == p</w:t>
       </w:r>
     </w:p>
     <w:p>
